--- a/documents/oneai-leadership-memo-id.docx
+++ b/documents/oneai-leadership-memo-id.docx
@@ -646,7 +646,7 @@
           <w:color w:val="425466"/>
           <w:sz w:val="22"/>
         </w:rPr>
-        <w:t>Zero Data Retention (ZDR), sehingga data perusahaan tidak disimpan untuk training model.</w:t>
+        <w:t>OneAI dipasang di infrastruktur kita agar data tetap di sisi kita — Hyperjump merawatnya. Atau mereka menjalankan instance terisolasi khusus kita. ZDR: data tidak disimpan untuk training model.</w:t>
       </w:r>
     </w:p>
     <w:p>
@@ -784,6 +784,22 @@
           <w:sz w:val="22"/>
         </w:rPr>
         <w:t>Model terbaru saat rilis (OpenAI, Anthropic, DeepSeek, dan lainnya); admin memilih model yang boleh dipakai tiap tim.</w:t>
+      </w:r>
+    </w:p>
+    <w:p>
+      <w:pPr>
+        <w:pStyle w:val="ListBullet"/>
+        <w:spacing w:before="0" w:after="60" w:line="276" w:lineRule="auto"/>
+      </w:pPr>
+      <w:r>
+        <w:rPr>
+          <w:rFonts w:ascii="Calibri" w:hAnsi="Calibri" w:eastAsia="Calibri"/>
+          <w:b w:val="0"/>
+          <w:i w:val="0"/>
+          <w:color w:val="425466"/>
+          <w:sz w:val="22"/>
+        </w:rPr>
+        <w:t>Dipasang on-premise (Hyperjump merawatnya) atau di server managed terisolasi khusus perusahaan kita.</w:t>
       </w:r>
     </w:p>
     <w:p>
@@ -1386,7 +1402,7 @@
                 <w:color w:val="0A2540"/>
                 <w:sz w:val="18"/>
               </w:rPr>
-              <w:t>Satu tagihan &amp; laporan</w:t>
+              <w:t>On-premise / instance terisolasi</w:t>
             </w:r>
           </w:p>
         </w:tc>
@@ -1440,6 +1456,116 @@
                 <w:color w:val="425466"/>
                 <w:sz w:val="18"/>
               </w:rPr>
+              <w:t>Cloud vendor</w:t>
+            </w:r>
+          </w:p>
+        </w:tc>
+        <w:tc>
+          <w:tcPr>
+            <w:tcW w:type="dxa" w:w="2268"/>
+            <w:shd w:fill="F6F8F9" w:val="clear"/>
+            <w:tcBorders>
+              <w:top w:val="single" w:sz="4" w:space="0" w:color="D9E4EE"/>
+              <w:left w:val="single" w:sz="4" w:space="0" w:color="D9E4EE"/>
+              <w:bottom w:val="single" w:sz="4" w:space="0" w:color="D9E4EE"/>
+              <w:right w:val="single" w:sz="4" w:space="0" w:color="D9E4EE"/>
+            </w:tcBorders>
+          </w:tcPr>
+          <w:p>
+            <w:pPr>
+              <w:spacing w:before="40" w:after="40" w:line="276" w:lineRule="auto"/>
+            </w:pPr>
+            <w:r>
+              <w:rPr>
+                <w:rFonts w:ascii="Calibri" w:hAnsi="Calibri" w:eastAsia="Calibri"/>
+                <w:b/>
+                <w:i w:val="0"/>
+                <w:color w:val="0A2540"/>
+                <w:sz w:val="18"/>
+              </w:rPr>
+              <w:t>Ya</w:t>
+            </w:r>
+          </w:p>
+        </w:tc>
+      </w:tr>
+      <w:tr>
+        <w:tc>
+          <w:tcPr>
+            <w:tcW w:type="dxa" w:w="2494"/>
+            <w:shd w:fill="FFFFFF" w:val="clear"/>
+            <w:tcBorders>
+              <w:top w:val="single" w:sz="4" w:space="0" w:color="D9E4EE"/>
+              <w:left w:val="single" w:sz="4" w:space="0" w:color="D9E4EE"/>
+              <w:bottom w:val="single" w:sz="4" w:space="0" w:color="D9E4EE"/>
+              <w:right w:val="single" w:sz="4" w:space="0" w:color="D9E4EE"/>
+            </w:tcBorders>
+          </w:tcPr>
+          <w:p>
+            <w:pPr>
+              <w:spacing w:before="40" w:after="40" w:line="276" w:lineRule="auto"/>
+            </w:pPr>
+            <w:r>
+              <w:rPr>
+                <w:rFonts w:ascii="Calibri" w:hAnsi="Calibri" w:eastAsia="Calibri"/>
+                <w:b/>
+                <w:i w:val="0"/>
+                <w:color w:val="0A2540"/>
+                <w:sz w:val="18"/>
+              </w:rPr>
+              <w:t>Satu tagihan &amp; laporan</w:t>
+            </w:r>
+          </w:p>
+        </w:tc>
+        <w:tc>
+          <w:tcPr>
+            <w:tcW w:type="dxa" w:w="2324"/>
+            <w:shd w:fill="FFFFFF" w:val="clear"/>
+            <w:tcBorders>
+              <w:top w:val="single" w:sz="4" w:space="0" w:color="D9E4EE"/>
+              <w:left w:val="single" w:sz="4" w:space="0" w:color="D9E4EE"/>
+              <w:bottom w:val="single" w:sz="4" w:space="0" w:color="D9E4EE"/>
+              <w:right w:val="single" w:sz="4" w:space="0" w:color="D9E4EE"/>
+            </w:tcBorders>
+          </w:tcPr>
+          <w:p>
+            <w:pPr>
+              <w:spacing w:before="40" w:after="40" w:line="276" w:lineRule="auto"/>
+            </w:pPr>
+            <w:r>
+              <w:rPr>
+                <w:rFonts w:ascii="Calibri" w:hAnsi="Calibri" w:eastAsia="Calibri"/>
+                <w:b w:val="0"/>
+                <w:i w:val="0"/>
+                <w:color w:val="425466"/>
+                <w:sz w:val="18"/>
+              </w:rPr>
+              <w:t>Tidak</w:t>
+            </w:r>
+          </w:p>
+        </w:tc>
+        <w:tc>
+          <w:tcPr>
+            <w:tcW w:type="dxa" w:w="2324"/>
+            <w:shd w:fill="FFFFFF" w:val="clear"/>
+            <w:tcBorders>
+              <w:top w:val="single" w:sz="4" w:space="0" w:color="D9E4EE"/>
+              <w:left w:val="single" w:sz="4" w:space="0" w:color="D9E4EE"/>
+              <w:bottom w:val="single" w:sz="4" w:space="0" w:color="D9E4EE"/>
+              <w:right w:val="single" w:sz="4" w:space="0" w:color="D9E4EE"/>
+            </w:tcBorders>
+          </w:tcPr>
+          <w:p>
+            <w:pPr>
+              <w:spacing w:before="40" w:after="40" w:line="276" w:lineRule="auto"/>
+            </w:pPr>
+            <w:r>
+              <w:rPr>
+                <w:rFonts w:ascii="Calibri" w:hAnsi="Calibri" w:eastAsia="Calibri"/>
+                <w:b w:val="0"/>
+                <w:i w:val="0"/>
+                <w:color w:val="425466"/>
+                <w:sz w:val="18"/>
+              </w:rPr>
               <w:t>Hanya ChatGPT</w:t>
             </w:r>
           </w:p>
@@ -1447,7 +1573,7 @@
         <w:tc>
           <w:tcPr>
             <w:tcW w:type="dxa" w:w="2268"/>
-            <w:shd w:fill="F6F8F9" w:val="clear"/>
+            <w:shd w:fill="FFFFFF" w:val="clear"/>
             <w:tcBorders>
               <w:top w:val="single" w:sz="4" w:space="0" w:color="D9E4EE"/>
               <w:left w:val="single" w:sz="4" w:space="0" w:color="D9E4EE"/>

--- a/documents/oneai-leadership-memo-id.docx
+++ b/documents/oneai-leadership-memo-id.docx
@@ -847,7 +847,7 @@
           <w:color w:val="425466"/>
           <w:sz w:val="22"/>
         </w:rPr>
-        <w:t>Di 40 pengguna, ChatGPT Business sekitar Rp16 juta / bulan sebelum kredit tambahan. OneAI tetap Rp12,4 juta dengan kredit termasuk. PDF terlampir memuat tabel perbandingan lengkap.</w:t>
+        <w:t>Di 40 pengguna, ChatGPT Business sekitar Rp16 juta bulanan atau Rp12,8 juta tahunan. OneAI tetap Rp12,4 juta. Harganya berdekatan. argumennya satu platform lintas vendor, bukan chat yang lebih murah. PDF terlampir memuat tabel perbandingan lengkap.</w:t>
       </w:r>
     </w:p>
     <w:tbl>
@@ -1126,7 +1126,7 @@
                 <w:color w:val="425466"/>
                 <w:sz w:val="18"/>
               </w:rPr>
-              <w:t>Rp16.000.000</w:t>
+              <w:t>Rp16,0 jt / Rp12,8 jt thn</w:t>
             </w:r>
           </w:p>
         </w:tc>
@@ -1182,7 +1182,7 @@
                 <w:color w:val="0A2540"/>
                 <w:sz w:val="18"/>
               </w:rPr>
-              <w:t>Kredit AI</w:t>
+              <w:t>Anggaran pemakaian</w:t>
             </w:r>
           </w:p>
         </w:tc>
@@ -1236,7 +1236,7 @@
                 <w:color w:val="425466"/>
                 <w:sz w:val="18"/>
               </w:rPr>
-              <w:t>Dibeli terpisah</w:t>
+              <w:t>Termasuk di ChatGPT</w:t>
             </w:r>
           </w:p>
         </w:tc>
@@ -1263,7 +1263,7 @@
                 <w:color w:val="0A2540"/>
                 <w:sz w:val="18"/>
               </w:rPr>
-              <w:t>USD 300 termasuk</w:t>
+              <w:t>USD 300 lintas penyedia</w:t>
             </w:r>
           </w:p>
         </w:tc>
@@ -1611,7 +1611,7 @@
           <w:color w:val="8898AA"/>
           <w:sz w:val="18"/>
         </w:rPr>
-        <w:t>Asumsi di perbandingan publik: kurs Rp16.000/USD; contoh tunjangan Rp500.000/orang; ChatGPT Business $25/orang/bulan. Harga kompetitor bisa berubah; angka ini untuk perbandingan, bukan kuotasi mereka. Pajak belum termasuk.</w:t>
+        <w:t>Asumsi di perbandingan publik: kurs Rp16.000/USD; contoh tunjangan Rp500.000/orang; ChatGPT Business $25/orang bulanan atau $20/orang tahunan. ChatGPT sudah termasuk pemakaian model; kredit tambahan opsional. Harga kompetitor bisa berubah; angka ini untuk perbandingan, bukan kuotasi mereka. Pajak belum termasuk.</w:t>
       </w:r>
     </w:p>
     <w:p>

--- a/documents/oneai-leadership-memo-id.docx
+++ b/documents/oneai-leadership-memo-id.docx
@@ -521,7 +521,7 @@
           <w:color w:val="425466"/>
           <w:sz w:val="22"/>
         </w:rPr>
-        <w:t>Saya mengusulkan agar perusahaan mengevaluasi OneAI dari Hyperjump Technology sebagai platform AI terpadu — atau setidaknya menjadwalkan briefing singkat dengan vendor.</w:t>
+        <w:t>Saya mengusulkan agar perusahaan mengevaluasi OneAI dari Hyperjump Technology sebagai platform AI terpadu, atau setidaknya menjadwalkan briefing singkat dengan vendor.</w:t>
       </w:r>
     </w:p>
     <w:p>
@@ -537,7 +537,7 @@
           <w:color w:val="425466"/>
           <w:sz w:val="22"/>
         </w:rPr>
-        <w:t>Ini bukan usulan untuk mengganti ChatGPT pribadi bagi beberapa orang. Ini usulan untuk memutuskan bagaimana kita mengatur AI begitu 20–40 orang di perusahaan sudah memakainya.</w:t>
+        <w:t>Ini bukan usulan untuk mengganti ChatGPT pribadi bagi beberapa orang. Ini usulan untuk memutuskan bagaimana kita mengatur AI begitu 20-40 orang di perusahaan sudah memakainya.</w:t>
       </w:r>
     </w:p>
     <w:p>
@@ -584,7 +584,7 @@
           <w:color w:val="0A2540"/>
           <w:sz w:val="22"/>
         </w:rPr>
-        <w:t xml:space="preserve">Kontrol — </w:t>
+        <w:t xml:space="preserve">Kontrol: </w:t>
       </w:r>
       <w:r>
         <w:rPr>
@@ -610,7 +610,7 @@
           <w:color w:val="0A2540"/>
           <w:sz w:val="22"/>
         </w:rPr>
-        <w:t xml:space="preserve">Satu anggaran — </w:t>
+        <w:t xml:space="preserve">Satu anggaran: </w:t>
       </w:r>
       <w:r>
         <w:rPr>
@@ -620,7 +620,7 @@
           <w:color w:val="425466"/>
           <w:sz w:val="22"/>
         </w:rPr>
-        <w:t>satu tagihan, bukan 20–40 langganan dan tunjangan yang tidak terverifikasi.</w:t>
+        <w:t>satu tagihan, bukan 20-40 langganan dan tunjangan yang tidak terverifikasi.</w:t>
       </w:r>
     </w:p>
     <w:p>
@@ -636,7 +636,7 @@
           <w:color w:val="0A2540"/>
           <w:sz w:val="22"/>
         </w:rPr>
-        <w:t xml:space="preserve">Postur data yang jelas — </w:t>
+        <w:t xml:space="preserve">Postur data yang jelas: </w:t>
       </w:r>
       <w:r>
         <w:rPr>
@@ -646,7 +646,7 @@
           <w:color w:val="425466"/>
           <w:sz w:val="22"/>
         </w:rPr>
-        <w:t>OneAI dipasang di infrastruktur kita agar data tetap di sisi kita — Hyperjump merawatnya. Atau mereka menjalankan instance terisolasi khusus kita. ZDR: data tidak disimpan untuk training model.</w:t>
+        <w:t>OneAI dipasang di infrastruktur kita agar data tetap di sisi kita. Hyperjump merawatnya. Atau mereka menjalankan instance terisolasi khusus kita. ZDR: data tidak disimpan untuk training model.</w:t>
       </w:r>
     </w:p>
     <w:p>
@@ -662,7 +662,7 @@
           <w:color w:val="0A2540"/>
           <w:sz w:val="22"/>
         </w:rPr>
-        <w:t xml:space="preserve">Kapabilitas yang nyata — </w:t>
+        <w:t xml:space="preserve">Kapabilitas yang nyata: </w:t>
       </w:r>
       <w:r>
         <w:rPr>
@@ -899,7 +899,7 @@
                 <w:color w:val="425466"/>
                 <w:sz w:val="20"/>
               </w:rPr>
-              <w:t>Jika kita kurang dari 20 orang dan kebutuhannya hanya chat, ChatGPT Plus atau Business biasanya cukup dan lebih murah. OneAI dimaksudkan untuk perusahaan yang butuh satu platform — kontrol, banyak model, dan satu anggaran — bukan 20–40 langganan.</w:t>
+              <w:t>Jika kita kurang dari 20 orang dan kebutuhannya hanya chat, ChatGPT Plus atau Business biasanya cukup dan lebih murah. OneAI dimaksudkan untuk perusahaan yang butuh satu platform: kontrol, banyak model, dan satu anggaran, bukan 20-40 langganan.</w:t>
             </w:r>
           </w:p>
         </w:tc>
@@ -1671,7 +1671,7 @@
           <w:color w:val="425466"/>
           <w:sz w:val="22"/>
         </w:rPr>
-        <w:t>3. Memutuskan setelah panggilan itu — adopsi, menunggu, atau tetap dengan pendekatan saat ini.</w:t>
+        <w:t>3. Memutuskan setelah panggilan itu: adopsi, menunggu, atau tetap dengan pendekatan saat ini.</w:t>
       </w:r>
     </w:p>
     <w:p>

--- a/documents/oneai-leadership-memo-id.docx
+++ b/documents/oneai-leadership-memo-id.docx
@@ -568,7 +568,27 @@
           <w:color w:val="425466"/>
           <w:sz w:val="22"/>
         </w:rPr>
-        <w:t>Tim sudah memakai AI. Langganan pribadi, tunjangan informal, atau beli kredit secara ad hoc tidak memberi kita:</w:t>
+        <w:t xml:space="preserve">Tim sudah memakai AI. Langganan pribadi, </w:t>
+      </w:r>
+      <w:r>
+        <w:rPr>
+          <w:rFonts w:ascii="Calibri" w:hAnsi="Calibri" w:eastAsia="Calibri"/>
+          <w:b w:val="0"/>
+          <w:i/>
+          <w:color w:val="425466"/>
+          <w:sz w:val="22"/>
+        </w:rPr>
+        <w:t>allowance</w:t>
+      </w:r>
+      <w:r>
+        <w:rPr>
+          <w:rFonts w:ascii="Calibri" w:hAnsi="Calibri" w:eastAsia="Calibri"/>
+          <w:b w:val="0"/>
+          <w:i w:val="0"/>
+          <w:color w:val="425466"/>
+          <w:sz w:val="22"/>
+        </w:rPr>
+        <w:t xml:space="preserve"> informal, atau beli kredit secara ad hoc tidak memberi kita:</w:t>
       </w:r>
     </w:p>
     <w:p>
@@ -620,7 +640,27 @@
           <w:color w:val="425466"/>
           <w:sz w:val="22"/>
         </w:rPr>
-        <w:t>satu tagihan, bukan 20-40 langganan dan tunjangan yang tidak terverifikasi.</w:t>
+        <w:t xml:space="preserve">satu tagihan, bukan 20-40 langganan dan </w:t>
+      </w:r>
+      <w:r>
+        <w:rPr>
+          <w:rFonts w:ascii="Calibri" w:hAnsi="Calibri" w:eastAsia="Calibri"/>
+          <w:b w:val="0"/>
+          <w:i/>
+          <w:color w:val="425466"/>
+          <w:sz w:val="22"/>
+        </w:rPr>
+        <w:t>allowance</w:t>
+      </w:r>
+      <w:r>
+        <w:rPr>
+          <w:rFonts w:ascii="Calibri" w:hAnsi="Calibri" w:eastAsia="Calibri"/>
+          <w:b w:val="0"/>
+          <w:i w:val="0"/>
+          <w:color w:val="425466"/>
+          <w:sz w:val="22"/>
+        </w:rPr>
+        <w:t xml:space="preserve"> yang tidak terverifikasi.</w:t>
       </w:r>
     </w:p>
     <w:p>
@@ -688,7 +728,27 @@
           <w:color w:val="425466"/>
           <w:sz w:val="22"/>
         </w:rPr>
-        <w:t>Uang yang diberikan sebagai tunjangan bisa dipakai untuk apa saja. Kita membayar kapasitas yang tidak bisa kita lihat, dan tidak bisa menegakkan kebijakan perusahaan.</w:t>
+        <w:t xml:space="preserve">Uang yang diberikan sebagai </w:t>
+      </w:r>
+      <w:r>
+        <w:rPr>
+          <w:rFonts w:ascii="Calibri" w:hAnsi="Calibri" w:eastAsia="Calibri"/>
+          <w:b w:val="0"/>
+          <w:i/>
+          <w:color w:val="425466"/>
+          <w:sz w:val="22"/>
+        </w:rPr>
+        <w:t>allowance</w:t>
+      </w:r>
+      <w:r>
+        <w:rPr>
+          <w:rFonts w:ascii="Calibri" w:hAnsi="Calibri" w:eastAsia="Calibri"/>
+          <w:b w:val="0"/>
+          <w:i w:val="0"/>
+          <w:color w:val="425466"/>
+          <w:sz w:val="22"/>
+        </w:rPr>
+        <w:t xml:space="preserve"> bisa dipakai untuk apa saja. Kita membayar kapasitas yang tidak bisa kita lihat, dan tidak bisa menegakkan kebijakan perusahaan.</w:t>
       </w:r>
     </w:p>
     <w:p>
@@ -985,11 +1045,21 @@
               <w:rPr>
                 <w:rFonts w:ascii="Calibri" w:hAnsi="Calibri" w:eastAsia="Calibri"/>
                 <w:b/>
+                <w:i/>
+                <w:color w:val="FFFFFF"/>
+                <w:sz w:val="18"/>
+              </w:rPr>
+              <w:t>Allowance</w:t>
+            </w:r>
+            <w:r>
+              <w:rPr>
+                <w:rFonts w:ascii="Calibri" w:hAnsi="Calibri" w:eastAsia="Calibri"/>
+                <w:b/>
                 <w:i w:val="0"/>
                 <w:color w:val="FFFFFF"/>
                 <w:sz w:val="18"/>
               </w:rPr>
-              <w:t>Tunjangan individu</w:t>
+              <w:t xml:space="preserve"> individu</w:t>
             </w:r>
           </w:p>
         </w:tc>
@@ -1611,7 +1681,27 @@
           <w:color w:val="8898AA"/>
           <w:sz w:val="18"/>
         </w:rPr>
-        <w:t>Asumsi di perbandingan publik: kurs Rp16.000/USD; contoh tunjangan Rp500.000/orang; ChatGPT Business $25/orang bulanan atau $20/orang tahunan. ChatGPT sudah termasuk pemakaian model; kredit tambahan opsional. Harga kompetitor bisa berubah; angka ini untuk perbandingan, bukan kuotasi mereka. Pajak belum termasuk.</w:t>
+        <w:t xml:space="preserve">Asumsi di perbandingan publik: kurs Rp16.000/USD; contoh </w:t>
+      </w:r>
+      <w:r>
+        <w:rPr>
+          <w:rFonts w:ascii="Calibri" w:hAnsi="Calibri" w:eastAsia="Calibri"/>
+          <w:b w:val="0"/>
+          <w:i/>
+          <w:color w:val="8898AA"/>
+          <w:sz w:val="18"/>
+        </w:rPr>
+        <w:t>allowance</w:t>
+      </w:r>
+      <w:r>
+        <w:rPr>
+          <w:rFonts w:ascii="Calibri" w:hAnsi="Calibri" w:eastAsia="Calibri"/>
+          <w:b w:val="0"/>
+          <w:i/>
+          <w:color w:val="8898AA"/>
+          <w:sz w:val="18"/>
+        </w:rPr>
+        <w:t xml:space="preserve"> Rp500.000/orang; ChatGPT Business $25/orang bulanan atau $20/orang tahunan. ChatGPT sudah termasuk pemakaian model; kredit tambahan opsional. Harga kompetitor bisa berubah; angka ini untuk perbandingan, bukan kuotasi mereka. Pajak belum termasuk.</w:t>
       </w:r>
     </w:p>
     <w:p>

--- a/documents/oneai-leadership-memo-id.docx
+++ b/documents/oneai-leadership-memo-id.docx
@@ -28,7 +28,7 @@
           </w:tcPr>
           <w:p>
             <w:pPr>
-              <w:spacing w:before="80" w:after="0" w:line="276" w:lineRule="auto"/>
+              <w:spacing w:before="40" w:after="0" w:line="259" w:lineRule="auto"/>
               <w:jc w:val="left"/>
             </w:pPr>
             <w:r>
@@ -37,14 +37,14 @@
                 <w:b/>
                 <w:i w:val="0"/>
                 <w:color w:val="00D4AA"/>
-                <w:sz w:val="18"/>
+                <w:sz w:val="16"/>
               </w:rPr>
               <w:t>HYPERJUMP TECHNOLOGY</w:t>
             </w:r>
           </w:p>
           <w:p>
             <w:pPr>
-              <w:spacing w:before="0" w:after="0" w:line="276" w:lineRule="auto"/>
+              <w:spacing w:before="0" w:after="0" w:line="259" w:lineRule="auto"/>
             </w:pPr>
             <w:r>
               <w:rPr>
@@ -52,14 +52,14 @@
                 <w:b/>
                 <w:i w:val="0"/>
                 <w:color w:val="FFFFFF"/>
-                <w:sz w:val="44"/>
+                <w:sz w:val="36"/>
               </w:rPr>
               <w:t>OneAI</w:t>
             </w:r>
           </w:p>
           <w:p>
             <w:pPr>
-              <w:spacing w:before="40" w:after="80" w:line="276" w:lineRule="auto"/>
+              <w:spacing w:before="20" w:after="40" w:line="259" w:lineRule="auto"/>
             </w:pPr>
             <w:r>
               <w:rPr>
@@ -67,9 +67,9 @@
                 <w:b w:val="0"/>
                 <w:i w:val="0"/>
                 <w:color w:val="C8D9EB"/>
-                <w:sz w:val="20"/>
+                <w:sz w:val="18"/>
               </w:rPr>
-              <w:t>Memo internal  ·  kirim ke manajer atau pimpinan</w:t>
+              <w:t>Memo internal  ·  satu halaman  ·  kirim ke manajer atau pimpinan</w:t>
             </w:r>
           </w:p>
         </w:tc>
@@ -77,7 +77,7 @@
     </w:tbl>
     <w:p>
       <w:pPr>
-        <w:spacing w:before="0" w:after="160" w:line="276" w:lineRule="auto"/>
+        <w:spacing w:before="0" w:after="120" w:line="259" w:lineRule="auto"/>
       </w:pPr>
     </w:p>
     <w:tbl>
@@ -104,7 +104,7 @@
           </w:tcPr>
           <w:p>
             <w:pPr>
-              <w:spacing w:before="40" w:after="40" w:line="276" w:lineRule="auto"/>
+              <w:spacing w:before="20" w:after="20" w:line="259" w:lineRule="auto"/>
             </w:pPr>
             <w:r>
               <w:rPr>
@@ -112,7 +112,7 @@
                 <w:b w:val="0"/>
                 <w:i w:val="0"/>
                 <w:color w:val="6B5300"/>
-                <w:sz w:val="20"/>
+                <w:sz w:val="18"/>
               </w:rPr>
               <w:t xml:space="preserve">Cara memakai berkas ini: ganti setiap isian </w:t>
             </w:r>
@@ -122,7 +122,7 @@
                 <w:b/>
                 <w:i w:val="0"/>
                 <w:color w:val="8A5A00"/>
-                <w:sz w:val="20"/>
+                <w:sz w:val="18"/>
                 <w:highlight w:val="yellow"/>
               </w:rPr>
               <w:t>[dalam kurung siku]</w:t>
@@ -133,7 +133,7 @@
                 <w:b w:val="0"/>
                 <w:i w:val="0"/>
                 <w:color w:val="6B5300"/>
-                <w:sz w:val="20"/>
+                <w:sz w:val="18"/>
               </w:rPr>
               <w:t>, lampirkan ringkasan PDF OneAI dua halaman, lalu hapus kotak kuning ini sebelum dikirim.</w:t>
             </w:r>
@@ -143,7 +143,7 @@
     </w:tbl>
     <w:p>
       <w:pPr>
-        <w:spacing w:before="0" w:after="120" w:line="276" w:lineRule="auto"/>
+        <w:spacing w:before="0" w:after="80" w:line="259" w:lineRule="auto"/>
       </w:pPr>
     </w:p>
     <w:tbl>
@@ -172,7 +172,7 @@
           </w:tcPr>
           <w:p>
             <w:pPr>
-              <w:spacing w:before="40" w:after="40" w:line="276" w:lineRule="auto"/>
+              <w:spacing w:before="20" w:after="20" w:line="259" w:lineRule="auto"/>
             </w:pPr>
             <w:r>
               <w:rPr>
@@ -180,7 +180,7 @@
                 <w:b/>
                 <w:i w:val="0"/>
                 <w:color w:val="0A2540"/>
-                <w:sz w:val="20"/>
+                <w:sz w:val="18"/>
               </w:rPr>
               <w:t>Kepada</w:t>
             </w:r>
@@ -199,7 +199,7 @@
           </w:tcPr>
           <w:p>
             <w:pPr>
-              <w:spacing w:before="40" w:after="40" w:line="276" w:lineRule="auto"/>
+              <w:spacing w:before="20" w:after="20" w:line="259" w:lineRule="auto"/>
             </w:pPr>
             <w:r>
               <w:rPr>
@@ -207,7 +207,7 @@
                 <w:b/>
                 <w:i w:val="0"/>
                 <w:color w:val="8A5A00"/>
-                <w:sz w:val="22"/>
+                <w:sz w:val="21"/>
                 <w:highlight w:val="yellow"/>
               </w:rPr>
               <w:t>[Nama Bapak/Ibu]</w:t>
@@ -218,7 +218,7 @@
                 <w:b w:val="0"/>
                 <w:i w:val="0"/>
                 <w:color w:val="0A2540"/>
-                <w:sz w:val="22"/>
+                <w:sz w:val="21"/>
               </w:rPr>
               <w:t xml:space="preserve">, </w:t>
             </w:r>
@@ -228,7 +228,7 @@
                 <w:b/>
                 <w:i w:val="0"/>
                 <w:color w:val="8A5A00"/>
-                <w:sz w:val="22"/>
+                <w:sz w:val="21"/>
                 <w:highlight w:val="yellow"/>
               </w:rPr>
               <w:t>[Jabatan]</w:t>
@@ -251,7 +251,7 @@
           </w:tcPr>
           <w:p>
             <w:pPr>
-              <w:spacing w:before="40" w:after="40" w:line="276" w:lineRule="auto"/>
+              <w:spacing w:before="20" w:after="20" w:line="259" w:lineRule="auto"/>
             </w:pPr>
             <w:r>
               <w:rPr>
@@ -259,7 +259,7 @@
                 <w:b/>
                 <w:i w:val="0"/>
                 <w:color w:val="0A2540"/>
-                <w:sz w:val="20"/>
+                <w:sz w:val="18"/>
               </w:rPr>
               <w:t>Dari</w:t>
             </w:r>
@@ -278,7 +278,7 @@
           </w:tcPr>
           <w:p>
             <w:pPr>
-              <w:spacing w:before="40" w:after="40" w:line="276" w:lineRule="auto"/>
+              <w:spacing w:before="20" w:after="20" w:line="259" w:lineRule="auto"/>
             </w:pPr>
             <w:r>
               <w:rPr>
@@ -286,7 +286,7 @@
                 <w:b/>
                 <w:i w:val="0"/>
                 <w:color w:val="8A5A00"/>
-                <w:sz w:val="22"/>
+                <w:sz w:val="21"/>
                 <w:highlight w:val="yellow"/>
               </w:rPr>
               <w:t>[Nama Anda]</w:t>
@@ -297,7 +297,7 @@
                 <w:b w:val="0"/>
                 <w:i w:val="0"/>
                 <w:color w:val="0A2540"/>
-                <w:sz w:val="22"/>
+                <w:sz w:val="21"/>
               </w:rPr>
               <w:t xml:space="preserve">, </w:t>
             </w:r>
@@ -307,7 +307,7 @@
                 <w:b/>
                 <w:i w:val="0"/>
                 <w:color w:val="8A5A00"/>
-                <w:sz w:val="22"/>
+                <w:sz w:val="21"/>
                 <w:highlight w:val="yellow"/>
               </w:rPr>
               <w:t>[Jabatan / divisi]</w:t>
@@ -330,7 +330,7 @@
           </w:tcPr>
           <w:p>
             <w:pPr>
-              <w:spacing w:before="40" w:after="40" w:line="276" w:lineRule="auto"/>
+              <w:spacing w:before="20" w:after="20" w:line="259" w:lineRule="auto"/>
             </w:pPr>
             <w:r>
               <w:rPr>
@@ -338,7 +338,7 @@
                 <w:b/>
                 <w:i w:val="0"/>
                 <w:color w:val="0A2540"/>
-                <w:sz w:val="20"/>
+                <w:sz w:val="18"/>
               </w:rPr>
               <w:t>Tanggal</w:t>
             </w:r>
@@ -357,7 +357,7 @@
           </w:tcPr>
           <w:p>
             <w:pPr>
-              <w:spacing w:before="40" w:after="40" w:line="276" w:lineRule="auto"/>
+              <w:spacing w:before="20" w:after="20" w:line="259" w:lineRule="auto"/>
             </w:pPr>
             <w:r>
               <w:rPr>
@@ -365,7 +365,7 @@
                 <w:b/>
                 <w:i w:val="0"/>
                 <w:color w:val="8A5A00"/>
-                <w:sz w:val="22"/>
+                <w:sz w:val="21"/>
                 <w:highlight w:val="yellow"/>
               </w:rPr>
               <w:t>[Tanggal]</w:t>
@@ -388,7 +388,7 @@
           </w:tcPr>
           <w:p>
             <w:pPr>
-              <w:spacing w:before="40" w:after="40" w:line="276" w:lineRule="auto"/>
+              <w:spacing w:before="20" w:after="20" w:line="259" w:lineRule="auto"/>
             </w:pPr>
             <w:r>
               <w:rPr>
@@ -396,7 +396,7 @@
                 <w:b/>
                 <w:i w:val="0"/>
                 <w:color w:val="0A2540"/>
-                <w:sz w:val="20"/>
+                <w:sz w:val="18"/>
               </w:rPr>
               <w:t>Perihal</w:t>
             </w:r>
@@ -415,7 +415,7 @@
           </w:tcPr>
           <w:p>
             <w:pPr>
-              <w:spacing w:before="40" w:after="40" w:line="276" w:lineRule="auto"/>
+              <w:spacing w:before="20" w:after="20" w:line="259" w:lineRule="auto"/>
             </w:pPr>
             <w:r>
               <w:rPr>
@@ -423,7 +423,7 @@
                 <w:b w:val="0"/>
                 <w:i w:val="0"/>
                 <w:color w:val="0A2540"/>
-                <w:sz w:val="22"/>
+                <w:sz w:val="21"/>
               </w:rPr>
               <w:t>Usulan untuk mengevaluasi OneAI sebagai platform AI perusahaan</w:t>
             </w:r>
@@ -445,7 +445,7 @@
           </w:tcPr>
           <w:p>
             <w:pPr>
-              <w:spacing w:before="40" w:after="40" w:line="276" w:lineRule="auto"/>
+              <w:spacing w:before="20" w:after="20" w:line="259" w:lineRule="auto"/>
             </w:pPr>
             <w:r>
               <w:rPr>
@@ -453,7 +453,7 @@
                 <w:b/>
                 <w:i w:val="0"/>
                 <w:color w:val="0A2540"/>
-                <w:sz w:val="20"/>
+                <w:sz w:val="18"/>
               </w:rPr>
               <w:t>Lampiran</w:t>
             </w:r>
@@ -472,7 +472,7 @@
           </w:tcPr>
           <w:p>
             <w:pPr>
-              <w:spacing w:before="40" w:after="40" w:line="276" w:lineRule="auto"/>
+              <w:spacing w:before="20" w:after="20" w:line="259" w:lineRule="auto"/>
             </w:pPr>
             <w:r>
               <w:rPr>
@@ -480,7 +480,7 @@
                 <w:b w:val="0"/>
                 <w:i w:val="0"/>
                 <w:color w:val="0A2540"/>
-                <w:sz w:val="22"/>
+                <w:sz w:val="21"/>
               </w:rPr>
               <w:t>Ringkasan OneAI dua halaman (PDF)</w:t>
             </w:r>
@@ -490,12 +490,12 @@
     </w:tbl>
     <w:p>
       <w:pPr>
-        <w:spacing w:before="0" w:after="80" w:line="276" w:lineRule="auto"/>
+        <w:spacing w:before="0" w:after="40" w:line="259" w:lineRule="auto"/>
       </w:pPr>
     </w:p>
     <w:p>
       <w:pPr>
-        <w:spacing w:before="280" w:after="120" w:line="276" w:lineRule="auto"/>
+        <w:spacing w:before="160" w:after="60" w:line="259" w:lineRule="auto"/>
       </w:pPr>
       <w:r>
         <w:rPr>
@@ -503,14 +503,14 @@
           <w:b/>
           <w:i w:val="0"/>
           <w:color w:val="0A2540"/>
-          <w:sz w:val="26"/>
+          <w:sz w:val="24"/>
         </w:rPr>
         <w:t>1. Permohonan</w:t>
       </w:r>
     </w:p>
     <w:p>
       <w:pPr>
-        <w:spacing w:before="0" w:after="160" w:line="276" w:lineRule="auto"/>
+        <w:spacing w:before="0" w:after="120" w:line="259" w:lineRule="auto"/>
         <w:jc w:val="both"/>
       </w:pPr>
       <w:r>
@@ -521,12 +521,27 @@
           <w:color w:val="425466"/>
           <w:sz w:val="22"/>
         </w:rPr>
-        <w:t>Saya mengusulkan agar perusahaan mengevaluasi OneAI dari Hyperjump Technology sebagai platform AI terpadu, atau setidaknya menjadwalkan briefing singkat dengan vendor.</w:t>
+        <w:t>Saya mengusulkan agar perusahaan mengevaluasi OneAI dari Hyperjump Technology sebagai platform AI terpadu, atau setidaknya menjadwalkan briefing 30 menit. Ini bukan usulan mengganti ChatGPT pribadi untuk beberapa orang. Ini usulan mengatur AI begitu 20-40 orang di perusahaan sudah memakainya.</w:t>
       </w:r>
     </w:p>
     <w:p>
       <w:pPr>
-        <w:spacing w:before="0" w:after="160" w:line="276" w:lineRule="auto"/>
+        <w:spacing w:before="160" w:after="60" w:line="259" w:lineRule="auto"/>
+      </w:pPr>
+      <w:r>
+        <w:rPr>
+          <w:rFonts w:ascii="Calibri" w:hAnsi="Calibri" w:eastAsia="Calibri"/>
+          <w:b/>
+          <w:i w:val="0"/>
+          <w:color w:val="0A2540"/>
+          <w:sz w:val="24"/>
+        </w:rPr>
+        <w:t>2. Mengapa ini penting sekarang</w:t>
+      </w:r>
+    </w:p>
+    <w:p>
+      <w:pPr>
+        <w:spacing w:before="0" w:after="80" w:line="259" w:lineRule="auto"/>
         <w:jc w:val="both"/>
       </w:pPr>
       <w:r>
@@ -537,38 +552,7 @@
           <w:color w:val="425466"/>
           <w:sz w:val="22"/>
         </w:rPr>
-        <w:t>Ini bukan usulan untuk mengganti ChatGPT pribadi bagi beberapa orang. Ini usulan untuk memutuskan bagaimana kita mengatur AI begitu 20-40 orang di perusahaan sudah memakainya.</w:t>
-      </w:r>
-    </w:p>
-    <w:p>
-      <w:pPr>
-        <w:spacing w:before="280" w:after="120" w:line="276" w:lineRule="auto"/>
-      </w:pPr>
-      <w:r>
-        <w:rPr>
-          <w:rFonts w:ascii="Calibri" w:hAnsi="Calibri" w:eastAsia="Calibri"/>
-          <w:b/>
-          <w:i w:val="0"/>
-          <w:color w:val="0A2540"/>
-          <w:sz w:val="26"/>
-        </w:rPr>
-        <w:t>2. Mengapa ini penting sekarang</w:t>
-      </w:r>
-    </w:p>
-    <w:p>
-      <w:pPr>
-        <w:spacing w:before="0" w:after="120" w:line="276" w:lineRule="auto"/>
-        <w:jc w:val="both"/>
-      </w:pPr>
-      <w:r>
-        <w:rPr>
-          <w:rFonts w:ascii="Calibri" w:hAnsi="Calibri" w:eastAsia="Calibri"/>
-          <w:b w:val="0"/>
-          <w:i w:val="0"/>
-          <w:color w:val="425466"/>
-          <w:sz w:val="22"/>
-        </w:rPr>
-        <w:t xml:space="preserve">Tim sudah memakai AI. Langganan pribadi, </w:t>
+        <w:t xml:space="preserve">Tim sudah memakai AI. Langganan pribadi dan </w:t>
       </w:r>
       <w:r>
         <w:rPr>
@@ -588,13 +572,13 @@
           <w:color w:val="425466"/>
           <w:sz w:val="22"/>
         </w:rPr>
-        <w:t xml:space="preserve"> informal, atau beli kredit secara ad hoc tidak memberi kita:</w:t>
+        <w:t xml:space="preserve"> informal tidak memberi kita:</w:t>
       </w:r>
     </w:p>
     <w:p>
       <w:pPr>
         <w:pStyle w:val="ListBullet"/>
-        <w:spacing w:before="0" w:after="80" w:line="276" w:lineRule="auto"/>
+        <w:spacing w:before="0" w:after="40" w:line="259" w:lineRule="auto"/>
       </w:pPr>
       <w:r>
         <w:rPr>
@@ -602,7 +586,7 @@
           <w:b/>
           <w:i w:val="0"/>
           <w:color w:val="0A2540"/>
-          <w:sz w:val="22"/>
+          <w:sz w:val="21"/>
         </w:rPr>
         <w:t xml:space="preserve">Kontrol: </w:t>
       </w:r>
@@ -612,7 +596,7 @@
           <w:b w:val="0"/>
           <w:i w:val="0"/>
           <w:color w:val="425466"/>
-          <w:sz w:val="22"/>
+          <w:sz w:val="21"/>
         </w:rPr>
         <w:t>satu dashboard, laporan pemakaian, dan cara memilih model yang tersedia.</w:t>
       </w:r>
@@ -620,7 +604,7 @@
     <w:p>
       <w:pPr>
         <w:pStyle w:val="ListBullet"/>
-        <w:spacing w:before="0" w:after="80" w:line="276" w:lineRule="auto"/>
+        <w:spacing w:before="0" w:after="40" w:line="259" w:lineRule="auto"/>
       </w:pPr>
       <w:r>
         <w:rPr>
@@ -628,7 +612,7 @@
           <w:b/>
           <w:i w:val="0"/>
           <w:color w:val="0A2540"/>
-          <w:sz w:val="22"/>
+          <w:sz w:val="21"/>
         </w:rPr>
         <w:t xml:space="preserve">Satu anggaran: </w:t>
       </w:r>
@@ -638,19 +622,25 @@
           <w:b w:val="0"/>
           <w:i w:val="0"/>
           <w:color w:val="425466"/>
-          <w:sz w:val="22"/>
+          <w:sz w:val="21"/>
         </w:rPr>
-        <w:t xml:space="preserve">satu tagihan, bukan 20-40 langganan dan </w:t>
+        <w:t>satu tagihan, bukan 20-40 langganan yang tidak terverifikasi.</w:t>
       </w:r>
+    </w:p>
+    <w:p>
+      <w:pPr>
+        <w:pStyle w:val="ListBullet"/>
+        <w:spacing w:before="0" w:after="40" w:line="259" w:lineRule="auto"/>
+      </w:pPr>
       <w:r>
         <w:rPr>
           <w:rFonts w:ascii="Calibri" w:hAnsi="Calibri" w:eastAsia="Calibri"/>
-          <w:b w:val="0"/>
-          <w:i/>
-          <w:color w:val="425466"/>
-          <w:sz w:val="22"/>
+          <w:b/>
+          <w:i w:val="0"/>
+          <w:color w:val="0A2540"/>
+          <w:sz w:val="21"/>
         </w:rPr>
-        <w:t>allowance</w:t>
+        <w:t xml:space="preserve">Data tetap di sisi kita: </w:t>
       </w:r>
       <w:r>
         <w:rPr>
@@ -658,15 +648,15 @@
           <w:b w:val="0"/>
           <w:i w:val="0"/>
           <w:color w:val="425466"/>
-          <w:sz w:val="22"/>
+          <w:sz w:val="21"/>
         </w:rPr>
-        <w:t xml:space="preserve"> yang tidak terverifikasi.</w:t>
+        <w:t>dipasang on-premise (Hyperjump merawatnya) atau instance terisolasi khusus kita. ZDR: data tidak disimpan untuk training model.</w:t>
       </w:r>
     </w:p>
     <w:p>
       <w:pPr>
         <w:pStyle w:val="ListBullet"/>
-        <w:spacing w:before="0" w:after="80" w:line="276" w:lineRule="auto"/>
+        <w:spacing w:before="0" w:after="40" w:line="259" w:lineRule="auto"/>
       </w:pPr>
       <w:r>
         <w:rPr>
@@ -674,33 +664,7 @@
           <w:b/>
           <w:i w:val="0"/>
           <w:color w:val="0A2540"/>
-          <w:sz w:val="22"/>
-        </w:rPr>
-        <w:t xml:space="preserve">Postur data yang jelas: </w:t>
-      </w:r>
-      <w:r>
-        <w:rPr>
-          <w:rFonts w:ascii="Calibri" w:hAnsi="Calibri" w:eastAsia="Calibri"/>
-          <w:b w:val="0"/>
-          <w:i w:val="0"/>
-          <w:color w:val="425466"/>
-          <w:sz w:val="22"/>
-        </w:rPr>
-        <w:t>OneAI dipasang di infrastruktur kita agar data tetap di sisi kita. Hyperjump merawatnya. Atau mereka menjalankan instance terisolasi khusus kita. ZDR: data tidak disimpan untuk training model.</w:t>
-      </w:r>
-    </w:p>
-    <w:p>
-      <w:pPr>
-        <w:pStyle w:val="ListBullet"/>
-        <w:spacing w:before="0" w:after="80" w:line="276" w:lineRule="auto"/>
-      </w:pPr>
-      <w:r>
-        <w:rPr>
-          <w:rFonts w:ascii="Calibri" w:hAnsi="Calibri" w:eastAsia="Calibri"/>
-          <w:b/>
-          <w:i w:val="0"/>
-          <w:color w:val="0A2540"/>
-          <w:sz w:val="22"/>
+          <w:sz w:val="21"/>
         </w:rPr>
         <w:t xml:space="preserve">Kapabilitas yang nyata: </w:t>
       </w:r>
@@ -710,14 +674,14 @@
           <w:b w:val="0"/>
           <w:i w:val="0"/>
           <w:color w:val="425466"/>
-          <w:sz w:val="22"/>
+          <w:sz w:val="21"/>
         </w:rPr>
         <w:t>file kantor, pengetahuan internal, eksekusi kode, dan lebih dari satu vendor model.</w:t>
       </w:r>
     </w:p>
     <w:p>
       <w:pPr>
-        <w:spacing w:before="0" w:after="160" w:line="276" w:lineRule="auto"/>
+        <w:spacing w:before="0" w:after="80" w:line="259" w:lineRule="auto"/>
         <w:jc w:val="both"/>
       </w:pPr>
       <w:r>
@@ -728,32 +692,28 @@
           <w:color w:val="425466"/>
           <w:sz w:val="22"/>
         </w:rPr>
-        <w:t xml:space="preserve">Uang yang diberikan sebagai </w:t>
+        <w:t>Di 40 pengguna, OneAI Rp12.400.000 per bulan (kredit AI USD 300 termasuk; ditagih per kuartal). ChatGPT Business sekitar Rp16 juta bulanan atau Rp12,8 juta tahunan. Harganya berdekatan. Argumennya satu platform lintas vendor, bukan chat yang lebih murah. Tabel lengkap ada di PDF terlampir. Pajak belum termasuk.</w:t>
       </w:r>
+    </w:p>
+    <w:p>
+      <w:pPr>
+        <w:spacing w:before="0" w:after="80" w:line="259" w:lineRule="auto"/>
+        <w:jc w:val="both"/>
+      </w:pPr>
       <w:r>
         <w:rPr>
           <w:rFonts w:ascii="Calibri" w:hAnsi="Calibri" w:eastAsia="Calibri"/>
           <w:b w:val="0"/>
           <w:i/>
           <w:color w:val="425466"/>
-          <w:sz w:val="22"/>
+          <w:sz w:val="20"/>
         </w:rPr>
-        <w:t>allowance</w:t>
-      </w:r>
-      <w:r>
-        <w:rPr>
-          <w:rFonts w:ascii="Calibri" w:hAnsi="Calibri" w:eastAsia="Calibri"/>
-          <w:b w:val="0"/>
-          <w:i w:val="0"/>
-          <w:color w:val="425466"/>
-          <w:sz w:val="22"/>
-        </w:rPr>
-        <w:t xml:space="preserve"> bisa dipakai untuk apa saja. Kita membayar kapasitas yang tidak bisa kita lihat, dan tidak bisa menegakkan kebijakan perusahaan.</w:t>
+        <w:t>Jika kita kurang dari 20 orang dan kebutuhannya hanya chat, ChatGPT Plus atau Business biasanya cukup dan lebih murah.</w:t>
       </w:r>
     </w:p>
     <w:p>
       <w:pPr>
-        <w:spacing w:before="280" w:after="120" w:line="276" w:lineRule="auto"/>
+        <w:spacing w:before="160" w:after="60" w:line="259" w:lineRule="auto"/>
       </w:pPr>
       <w:r>
         <w:rPr>
@@ -761,14 +721,14 @@
           <w:b/>
           <w:i w:val="0"/>
           <w:color w:val="0A2540"/>
-          <w:sz w:val="26"/>
+          <w:sz w:val="24"/>
         </w:rPr>
-        <w:t>3. Mengapa OneAI</w:t>
+        <w:t>3. Usulan langkah berikutnya</w:t>
       </w:r>
     </w:p>
     <w:p>
       <w:pPr>
-        <w:spacing w:before="0" w:after="120" w:line="276" w:lineRule="auto"/>
+        <w:spacing w:before="0" w:after="80" w:line="259" w:lineRule="auto"/>
         <w:jc w:val="both"/>
       </w:pPr>
       <w:r>
@@ -779,1010 +739,12 @@
           <w:color w:val="425466"/>
           <w:sz w:val="22"/>
         </w:rPr>
-        <w:t>OneAI adalah platform terpadu hingga 40 pengguna. Ketentuan komersial yang dipublikasikan (sebelum pajak):</w:t>
+        <w:t>Mohon persetujuan panggilan 30 menit dengan Hyperjump (solution@hyperjump.tech) untuk konfirmasi kesesuaian, onboarding, dan ketentuan komersial. Saya siap mengkoordinasikan dan melapor kembali.</w:t>
       </w:r>
     </w:p>
     <w:p>
       <w:pPr>
-        <w:pStyle w:val="ListBullet"/>
-        <w:spacing w:before="0" w:after="60" w:line="276" w:lineRule="auto"/>
-      </w:pPr>
-      <w:r>
-        <w:rPr>
-          <w:rFonts w:ascii="Calibri" w:hAnsi="Calibri" w:eastAsia="Calibri"/>
-          <w:b w:val="0"/>
-          <w:i w:val="0"/>
-          <w:color w:val="425466"/>
-          <w:sz w:val="22"/>
-        </w:rPr>
-        <w:t>Rp12.400.000 / bulan, ditagih per kuartal (Rp37.200.000 per kuartal).</w:t>
-      </w:r>
-    </w:p>
-    <w:p>
-      <w:pPr>
-        <w:pStyle w:val="ListBullet"/>
-        <w:spacing w:before="0" w:after="60" w:line="276" w:lineRule="auto"/>
-      </w:pPr>
-      <w:r>
-        <w:rPr>
-          <w:rFonts w:ascii="Calibri" w:hAnsi="Calibri" w:eastAsia="Calibri"/>
-          <w:b w:val="0"/>
-          <w:i w:val="0"/>
-          <w:color w:val="425466"/>
-          <w:sz w:val="22"/>
-        </w:rPr>
-        <w:t>Kredit AI USD 300 termasuk setiap bulan.</w:t>
-      </w:r>
-    </w:p>
-    <w:p>
-      <w:pPr>
-        <w:pStyle w:val="ListBullet"/>
-        <w:spacing w:before="0" w:after="60" w:line="276" w:lineRule="auto"/>
-      </w:pPr>
-      <w:r>
-        <w:rPr>
-          <w:rFonts w:ascii="Calibri" w:hAnsi="Calibri" w:eastAsia="Calibri"/>
-          <w:b w:val="0"/>
-          <w:i w:val="0"/>
-          <w:color w:val="425466"/>
-          <w:sz w:val="22"/>
-        </w:rPr>
-        <w:t>Hemat 10% untuk pembayaran tahunan.</w:t>
-      </w:r>
-    </w:p>
-    <w:p>
-      <w:pPr>
-        <w:pStyle w:val="ListBullet"/>
-        <w:spacing w:before="0" w:after="60" w:line="276" w:lineRule="auto"/>
-      </w:pPr>
-      <w:r>
-        <w:rPr>
-          <w:rFonts w:ascii="Calibri" w:hAnsi="Calibri" w:eastAsia="Calibri"/>
-          <w:b w:val="0"/>
-          <w:i w:val="0"/>
-          <w:color w:val="425466"/>
-          <w:sz w:val="22"/>
-        </w:rPr>
-        <w:t>Model terbaru saat rilis (OpenAI, Anthropic, DeepSeek, dan lainnya); admin memilih model yang boleh dipakai tiap tim.</w:t>
-      </w:r>
-    </w:p>
-    <w:p>
-      <w:pPr>
-        <w:pStyle w:val="ListBullet"/>
-        <w:spacing w:before="0" w:after="60" w:line="276" w:lineRule="auto"/>
-      </w:pPr>
-      <w:r>
-        <w:rPr>
-          <w:rFonts w:ascii="Calibri" w:hAnsi="Calibri" w:eastAsia="Calibri"/>
-          <w:b w:val="0"/>
-          <w:i w:val="0"/>
-          <w:color w:val="425466"/>
-          <w:sz w:val="22"/>
-        </w:rPr>
-        <w:t>Dipasang on-premise (Hyperjump merawatnya) atau di server managed terisolasi khusus perusahaan kita.</w:t>
-      </w:r>
-    </w:p>
-    <w:p>
-      <w:pPr>
-        <w:pStyle w:val="ListBullet"/>
-        <w:spacing w:before="0" w:after="60" w:line="276" w:lineRule="auto"/>
-      </w:pPr>
-      <w:r>
-        <w:rPr>
-          <w:rFonts w:ascii="Calibri" w:hAnsi="Calibri" w:eastAsia="Calibri"/>
-          <w:b w:val="0"/>
-          <w:i w:val="0"/>
-          <w:color w:val="425466"/>
-          <w:sz w:val="22"/>
-        </w:rPr>
-        <w:t>Satu sesi onboarding/orientasi tim dan laporan pemakaian bulanan termasuk.</w:t>
-      </w:r>
-    </w:p>
-    <w:p>
-      <w:pPr>
-        <w:pStyle w:val="ListBullet"/>
-        <w:spacing w:before="0" w:after="60" w:line="276" w:lineRule="auto"/>
-      </w:pPr>
-      <w:r>
-        <w:rPr>
-          <w:rFonts w:ascii="Calibri" w:hAnsi="Calibri" w:eastAsia="Calibri"/>
-          <w:b w:val="0"/>
-          <w:i w:val="0"/>
-          <w:color w:val="425466"/>
-          <w:sz w:val="22"/>
-        </w:rPr>
-        <w:t>Kustomisasi (sistem internal, SSO khusus) disepakati terpisah.</w:t>
-      </w:r>
-    </w:p>
-    <w:p>
-      <w:pPr>
-        <w:spacing w:before="0" w:after="160" w:line="276" w:lineRule="auto"/>
-        <w:jc w:val="both"/>
-      </w:pPr>
-      <w:r>
-        <w:rPr>
-          <w:rFonts w:ascii="Calibri" w:hAnsi="Calibri" w:eastAsia="Calibri"/>
-          <w:b w:val="0"/>
-          <w:i w:val="0"/>
-          <w:color w:val="425466"/>
-          <w:sz w:val="22"/>
-        </w:rPr>
-        <w:t>Di 40 pengguna, ChatGPT Business sekitar Rp16 juta bulanan atau Rp12,8 juta tahunan. OneAI tetap Rp12,4 juta. Harganya berdekatan. argumennya satu platform lintas vendor, bukan chat yang lebih murah. PDF terlampir memuat tabel perbandingan lengkap.</w:t>
-      </w:r>
-    </w:p>
-    <w:tbl>
-      <w:tblPr>
-        <w:tblW w:type="auto" w:w="0"/>
-        <w:tblLayout w:type="fixed"/>
-        <w:tblLook w:firstColumn="1" w:firstRow="1" w:lastColumn="0" w:lastRow="0" w:noHBand="0" w:noVBand="1" w:val="04A0"/>
-        <w:tblInd w:w="0" w:type="dxa"/>
-      </w:tblPr>
-      <w:tblGrid>
-        <w:gridCol w:w="9412"/>
-      </w:tblGrid>
-      <w:tr>
-        <w:tc>
-          <w:tcPr>
-            <w:tcW w:type="dxa" w:w="9411"/>
-            <w:shd w:fill="EEF5FB" w:val="clear"/>
-            <w:tcBorders>
-              <w:top w:val="single" w:sz="8" w:space="0" w:color="635BFF"/>
-              <w:left w:val="single" w:sz="8" w:space="0" w:color="635BFF"/>
-              <w:bottom w:val="single" w:sz="8" w:space="0" w:color="635BFF"/>
-              <w:right w:val="single" w:sz="8" w:space="0" w:color="635BFF"/>
-            </w:tcBorders>
-          </w:tcPr>
-          <w:p>
-            <w:pPr>
-              <w:spacing w:before="40" w:after="40" w:line="276" w:lineRule="auto"/>
-            </w:pPr>
-            <w:r>
-              <w:rPr>
-                <w:rFonts w:ascii="Calibri" w:hAnsi="Calibri" w:eastAsia="Calibri"/>
-                <w:b/>
-                <w:i w:val="0"/>
-                <w:color w:val="635BFF"/>
-                <w:sz w:val="20"/>
-              </w:rPr>
-              <w:t>Catatan jujur</w:t>
-            </w:r>
-          </w:p>
-          <w:p>
-            <w:pPr>
-              <w:spacing w:before="0" w:after="40" w:line="276" w:lineRule="auto"/>
-            </w:pPr>
-            <w:r>
-              <w:rPr>
-                <w:rFonts w:ascii="Calibri" w:hAnsi="Calibri" w:eastAsia="Calibri"/>
-                <w:b w:val="0"/>
-                <w:i w:val="0"/>
-                <w:color w:val="425466"/>
-                <w:sz w:val="20"/>
-              </w:rPr>
-              <w:t>Jika kita kurang dari 20 orang dan kebutuhannya hanya chat, ChatGPT Plus atau Business biasanya cukup dan lebih murah. OneAI dimaksudkan untuk perusahaan yang butuh satu platform: kontrol, banyak model, dan satu anggaran, bukan 20-40 langganan.</w:t>
-            </w:r>
-          </w:p>
-        </w:tc>
-      </w:tr>
-    </w:tbl>
-    <w:p>
-      <w:pPr>
-        <w:spacing w:before="0" w:after="80" w:line="276" w:lineRule="auto"/>
-      </w:pPr>
-    </w:p>
-    <w:p>
-      <w:pPr>
-        <w:spacing w:before="280" w:after="120" w:line="276" w:lineRule="auto"/>
-      </w:pPr>
-      <w:r>
-        <w:rPr>
-          <w:rFonts w:ascii="Calibri" w:hAnsi="Calibri" w:eastAsia="Calibri"/>
-          <w:b/>
-          <w:i w:val="0"/>
-          <w:color w:val="0A2540"/>
-          <w:sz w:val="26"/>
-        </w:rPr>
-        <w:t>4. Ringkasan biaya (per bulan)</w:t>
-      </w:r>
-    </w:p>
-    <w:tbl>
-      <w:tblPr>
-        <w:tblW w:type="auto" w:w="0"/>
-        <w:tblLayout w:type="fixed"/>
-        <w:tblLook w:firstColumn="1" w:firstRow="1" w:lastColumn="0" w:lastRow="0" w:noHBand="0" w:noVBand="1" w:val="04A0"/>
-        <w:tblInd w:w="0" w:type="dxa"/>
-      </w:tblPr>
-      <w:tblGrid>
-        <w:gridCol w:w="2353"/>
-        <w:gridCol w:w="2353"/>
-        <w:gridCol w:w="2353"/>
-        <w:gridCol w:w="2353"/>
-      </w:tblGrid>
-      <w:tr>
-        <w:tc>
-          <w:tcPr>
-            <w:tcW w:type="dxa" w:w="2494"/>
-            <w:shd w:fill="0A2540" w:val="clear"/>
-            <w:tcBorders>
-              <w:top w:val="single" w:sz="4" w:space="0" w:color="0A2540"/>
-              <w:left w:val="single" w:sz="4" w:space="0" w:color="0A2540"/>
-              <w:bottom w:val="single" w:sz="4" w:space="0" w:color="0A2540"/>
-              <w:right w:val="single" w:sz="4" w:space="0" w:color="0A2540"/>
-            </w:tcBorders>
-          </w:tcPr>
-          <w:p>
-            <w:pPr>
-              <w:spacing w:before="60" w:after="60" w:line="276" w:lineRule="auto"/>
-            </w:pPr>
-            <w:r>
-              <w:rPr>
-                <w:rFonts w:ascii="Calibri" w:hAnsi="Calibri" w:eastAsia="Calibri"/>
-                <w:b/>
-                <w:i w:val="0"/>
-                <w:color w:val="FFFFFF"/>
-                <w:sz w:val="18"/>
-              </w:rPr>
-              <w:t>Di 40 pengguna</w:t>
-            </w:r>
-          </w:p>
-        </w:tc>
-        <w:tc>
-          <w:tcPr>
-            <w:tcW w:type="dxa" w:w="2324"/>
-            <w:shd w:fill="0A2540" w:val="clear"/>
-            <w:tcBorders>
-              <w:top w:val="single" w:sz="4" w:space="0" w:color="0A2540"/>
-              <w:left w:val="single" w:sz="4" w:space="0" w:color="0A2540"/>
-              <w:bottom w:val="single" w:sz="4" w:space="0" w:color="0A2540"/>
-              <w:right w:val="single" w:sz="4" w:space="0" w:color="0A2540"/>
-            </w:tcBorders>
-          </w:tcPr>
-          <w:p>
-            <w:pPr>
-              <w:spacing w:before="60" w:after="60" w:line="276" w:lineRule="auto"/>
-            </w:pPr>
-            <w:r>
-              <w:rPr>
-                <w:rFonts w:ascii="Calibri" w:hAnsi="Calibri" w:eastAsia="Calibri"/>
-                <w:b/>
-                <w:i/>
-                <w:color w:val="FFFFFF"/>
-                <w:sz w:val="18"/>
-              </w:rPr>
-              <w:t>Allowance</w:t>
-            </w:r>
-            <w:r>
-              <w:rPr>
-                <w:rFonts w:ascii="Calibri" w:hAnsi="Calibri" w:eastAsia="Calibri"/>
-                <w:b/>
-                <w:i w:val="0"/>
-                <w:color w:val="FFFFFF"/>
-                <w:sz w:val="18"/>
-              </w:rPr>
-              <w:t xml:space="preserve"> individu</w:t>
-            </w:r>
-          </w:p>
-        </w:tc>
-        <w:tc>
-          <w:tcPr>
-            <w:tcW w:type="dxa" w:w="2324"/>
-            <w:shd w:fill="0A2540" w:val="clear"/>
-            <w:tcBorders>
-              <w:top w:val="single" w:sz="4" w:space="0" w:color="0A2540"/>
-              <w:left w:val="single" w:sz="4" w:space="0" w:color="0A2540"/>
-              <w:bottom w:val="single" w:sz="4" w:space="0" w:color="0A2540"/>
-              <w:right w:val="single" w:sz="4" w:space="0" w:color="0A2540"/>
-            </w:tcBorders>
-          </w:tcPr>
-          <w:p>
-            <w:pPr>
-              <w:spacing w:before="60" w:after="60" w:line="276" w:lineRule="auto"/>
-            </w:pPr>
-            <w:r>
-              <w:rPr>
-                <w:rFonts w:ascii="Calibri" w:hAnsi="Calibri" w:eastAsia="Calibri"/>
-                <w:b/>
-                <w:i w:val="0"/>
-                <w:color w:val="FFFFFF"/>
-                <w:sz w:val="18"/>
-              </w:rPr>
-              <w:t>ChatGPT Business</w:t>
-            </w:r>
-          </w:p>
-        </w:tc>
-        <w:tc>
-          <w:tcPr>
-            <w:tcW w:type="dxa" w:w="2268"/>
-            <w:shd w:fill="0A2540" w:val="clear"/>
-            <w:tcBorders>
-              <w:top w:val="single" w:sz="4" w:space="0" w:color="0A2540"/>
-              <w:left w:val="single" w:sz="4" w:space="0" w:color="0A2540"/>
-              <w:bottom w:val="single" w:sz="4" w:space="0" w:color="0A2540"/>
-              <w:right w:val="single" w:sz="4" w:space="0" w:color="0A2540"/>
-            </w:tcBorders>
-          </w:tcPr>
-          <w:p>
-            <w:pPr>
-              <w:spacing w:before="60" w:after="60" w:line="276" w:lineRule="auto"/>
-            </w:pPr>
-            <w:r>
-              <w:rPr>
-                <w:rFonts w:ascii="Calibri" w:hAnsi="Calibri" w:eastAsia="Calibri"/>
-                <w:b/>
-                <w:i w:val="0"/>
-                <w:color w:val="FFFFFF"/>
-                <w:sz w:val="18"/>
-              </w:rPr>
-              <w:t>OneAI</w:t>
-            </w:r>
-          </w:p>
-        </w:tc>
-      </w:tr>
-      <w:tr>
-        <w:tc>
-          <w:tcPr>
-            <w:tcW w:type="dxa" w:w="2494"/>
-            <w:shd w:fill="FFFFFF" w:val="clear"/>
-            <w:tcBorders>
-              <w:top w:val="single" w:sz="4" w:space="0" w:color="D9E4EE"/>
-              <w:left w:val="single" w:sz="4" w:space="0" w:color="D9E4EE"/>
-              <w:bottom w:val="single" w:sz="4" w:space="0" w:color="D9E4EE"/>
-              <w:right w:val="single" w:sz="4" w:space="0" w:color="D9E4EE"/>
-            </w:tcBorders>
-          </w:tcPr>
-          <w:p>
-            <w:pPr>
-              <w:spacing w:before="40" w:after="40" w:line="276" w:lineRule="auto"/>
-            </w:pPr>
-            <w:r>
-              <w:rPr>
-                <w:rFonts w:ascii="Calibri" w:hAnsi="Calibri" w:eastAsia="Calibri"/>
-                <w:b/>
-                <w:i w:val="0"/>
-                <w:color w:val="0A2540"/>
-                <w:sz w:val="18"/>
-              </w:rPr>
-              <w:t>Biaya bulanan</w:t>
-            </w:r>
-          </w:p>
-        </w:tc>
-        <w:tc>
-          <w:tcPr>
-            <w:tcW w:type="dxa" w:w="2324"/>
-            <w:shd w:fill="FFFFFF" w:val="clear"/>
-            <w:tcBorders>
-              <w:top w:val="single" w:sz="4" w:space="0" w:color="D9E4EE"/>
-              <w:left w:val="single" w:sz="4" w:space="0" w:color="D9E4EE"/>
-              <w:bottom w:val="single" w:sz="4" w:space="0" w:color="D9E4EE"/>
-              <w:right w:val="single" w:sz="4" w:space="0" w:color="D9E4EE"/>
-            </w:tcBorders>
-          </w:tcPr>
-          <w:p>
-            <w:pPr>
-              <w:spacing w:before="40" w:after="40" w:line="276" w:lineRule="auto"/>
-            </w:pPr>
-            <w:r>
-              <w:rPr>
-                <w:rFonts w:ascii="Calibri" w:hAnsi="Calibri" w:eastAsia="Calibri"/>
-                <w:b w:val="0"/>
-                <w:i w:val="0"/>
-                <w:color w:val="425466"/>
-                <w:sz w:val="18"/>
-              </w:rPr>
-              <w:t>Rp20.000.000</w:t>
-            </w:r>
-          </w:p>
-        </w:tc>
-        <w:tc>
-          <w:tcPr>
-            <w:tcW w:type="dxa" w:w="2324"/>
-            <w:shd w:fill="FFFFFF" w:val="clear"/>
-            <w:tcBorders>
-              <w:top w:val="single" w:sz="4" w:space="0" w:color="D9E4EE"/>
-              <w:left w:val="single" w:sz="4" w:space="0" w:color="D9E4EE"/>
-              <w:bottom w:val="single" w:sz="4" w:space="0" w:color="D9E4EE"/>
-              <w:right w:val="single" w:sz="4" w:space="0" w:color="D9E4EE"/>
-            </w:tcBorders>
-          </w:tcPr>
-          <w:p>
-            <w:pPr>
-              <w:spacing w:before="40" w:after="40" w:line="276" w:lineRule="auto"/>
-            </w:pPr>
-            <w:r>
-              <w:rPr>
-                <w:rFonts w:ascii="Calibri" w:hAnsi="Calibri" w:eastAsia="Calibri"/>
-                <w:b w:val="0"/>
-                <w:i w:val="0"/>
-                <w:color w:val="425466"/>
-                <w:sz w:val="18"/>
-              </w:rPr>
-              <w:t>Rp16,0 jt / Rp12,8 jt thn</w:t>
-            </w:r>
-          </w:p>
-        </w:tc>
-        <w:tc>
-          <w:tcPr>
-            <w:tcW w:type="dxa" w:w="2268"/>
-            <w:shd w:fill="FFFFFF" w:val="clear"/>
-            <w:tcBorders>
-              <w:top w:val="single" w:sz="4" w:space="0" w:color="D9E4EE"/>
-              <w:left w:val="single" w:sz="4" w:space="0" w:color="D9E4EE"/>
-              <w:bottom w:val="single" w:sz="4" w:space="0" w:color="D9E4EE"/>
-              <w:right w:val="single" w:sz="4" w:space="0" w:color="D9E4EE"/>
-            </w:tcBorders>
-          </w:tcPr>
-          <w:p>
-            <w:pPr>
-              <w:spacing w:before="40" w:after="40" w:line="276" w:lineRule="auto"/>
-            </w:pPr>
-            <w:r>
-              <w:rPr>
-                <w:rFonts w:ascii="Calibri" w:hAnsi="Calibri" w:eastAsia="Calibri"/>
-                <w:b/>
-                <w:i w:val="0"/>
-                <w:color w:val="0A2540"/>
-                <w:sz w:val="18"/>
-              </w:rPr>
-              <w:t>Rp12.400.000 · tetap</w:t>
-            </w:r>
-          </w:p>
-        </w:tc>
-      </w:tr>
-      <w:tr>
-        <w:tc>
-          <w:tcPr>
-            <w:tcW w:type="dxa" w:w="2494"/>
-            <w:shd w:fill="F6F8F9" w:val="clear"/>
-            <w:tcBorders>
-              <w:top w:val="single" w:sz="4" w:space="0" w:color="D9E4EE"/>
-              <w:left w:val="single" w:sz="4" w:space="0" w:color="D9E4EE"/>
-              <w:bottom w:val="single" w:sz="4" w:space="0" w:color="D9E4EE"/>
-              <w:right w:val="single" w:sz="4" w:space="0" w:color="D9E4EE"/>
-            </w:tcBorders>
-          </w:tcPr>
-          <w:p>
-            <w:pPr>
-              <w:spacing w:before="40" w:after="40" w:line="276" w:lineRule="auto"/>
-            </w:pPr>
-            <w:r>
-              <w:rPr>
-                <w:rFonts w:ascii="Calibri" w:hAnsi="Calibri" w:eastAsia="Calibri"/>
-                <w:b/>
-                <w:i w:val="0"/>
-                <w:color w:val="0A2540"/>
-                <w:sz w:val="18"/>
-              </w:rPr>
-              <w:t>Anggaran pemakaian</w:t>
-            </w:r>
-          </w:p>
-        </w:tc>
-        <w:tc>
-          <w:tcPr>
-            <w:tcW w:type="dxa" w:w="2324"/>
-            <w:shd w:fill="F6F8F9" w:val="clear"/>
-            <w:tcBorders>
-              <w:top w:val="single" w:sz="4" w:space="0" w:color="D9E4EE"/>
-              <w:left w:val="single" w:sz="4" w:space="0" w:color="D9E4EE"/>
-              <w:bottom w:val="single" w:sz="4" w:space="0" w:color="D9E4EE"/>
-              <w:right w:val="single" w:sz="4" w:space="0" w:color="D9E4EE"/>
-            </w:tcBorders>
-          </w:tcPr>
-          <w:p>
-            <w:pPr>
-              <w:spacing w:before="40" w:after="40" w:line="276" w:lineRule="auto"/>
-            </w:pPr>
-            <w:r>
-              <w:rPr>
-                <w:rFonts w:ascii="Calibri" w:hAnsi="Calibri" w:eastAsia="Calibri"/>
-                <w:b w:val="0"/>
-                <w:i w:val="0"/>
-                <w:color w:val="425466"/>
-                <w:sz w:val="18"/>
-              </w:rPr>
-              <w:t>Tidak</w:t>
-            </w:r>
-          </w:p>
-        </w:tc>
-        <w:tc>
-          <w:tcPr>
-            <w:tcW w:type="dxa" w:w="2324"/>
-            <w:shd w:fill="F6F8F9" w:val="clear"/>
-            <w:tcBorders>
-              <w:top w:val="single" w:sz="4" w:space="0" w:color="D9E4EE"/>
-              <w:left w:val="single" w:sz="4" w:space="0" w:color="D9E4EE"/>
-              <w:bottom w:val="single" w:sz="4" w:space="0" w:color="D9E4EE"/>
-              <w:right w:val="single" w:sz="4" w:space="0" w:color="D9E4EE"/>
-            </w:tcBorders>
-          </w:tcPr>
-          <w:p>
-            <w:pPr>
-              <w:spacing w:before="40" w:after="40" w:line="276" w:lineRule="auto"/>
-            </w:pPr>
-            <w:r>
-              <w:rPr>
-                <w:rFonts w:ascii="Calibri" w:hAnsi="Calibri" w:eastAsia="Calibri"/>
-                <w:b w:val="0"/>
-                <w:i w:val="0"/>
-                <w:color w:val="425466"/>
-                <w:sz w:val="18"/>
-              </w:rPr>
-              <w:t>Termasuk di ChatGPT</w:t>
-            </w:r>
-          </w:p>
-        </w:tc>
-        <w:tc>
-          <w:tcPr>
-            <w:tcW w:type="dxa" w:w="2268"/>
-            <w:shd w:fill="F6F8F9" w:val="clear"/>
-            <w:tcBorders>
-              <w:top w:val="single" w:sz="4" w:space="0" w:color="D9E4EE"/>
-              <w:left w:val="single" w:sz="4" w:space="0" w:color="D9E4EE"/>
-              <w:bottom w:val="single" w:sz="4" w:space="0" w:color="D9E4EE"/>
-              <w:right w:val="single" w:sz="4" w:space="0" w:color="D9E4EE"/>
-            </w:tcBorders>
-          </w:tcPr>
-          <w:p>
-            <w:pPr>
-              <w:spacing w:before="40" w:after="40" w:line="276" w:lineRule="auto"/>
-            </w:pPr>
-            <w:r>
-              <w:rPr>
-                <w:rFonts w:ascii="Calibri" w:hAnsi="Calibri" w:eastAsia="Calibri"/>
-                <w:b/>
-                <w:i w:val="0"/>
-                <w:color w:val="0A2540"/>
-                <w:sz w:val="18"/>
-              </w:rPr>
-              <w:t>USD 300 lintas penyedia</w:t>
-            </w:r>
-          </w:p>
-        </w:tc>
-      </w:tr>
-      <w:tr>
-        <w:tc>
-          <w:tcPr>
-            <w:tcW w:type="dxa" w:w="2494"/>
-            <w:shd w:fill="FFFFFF" w:val="clear"/>
-            <w:tcBorders>
-              <w:top w:val="single" w:sz="4" w:space="0" w:color="D9E4EE"/>
-              <w:left w:val="single" w:sz="4" w:space="0" w:color="D9E4EE"/>
-              <w:bottom w:val="single" w:sz="4" w:space="0" w:color="D9E4EE"/>
-              <w:right w:val="single" w:sz="4" w:space="0" w:color="D9E4EE"/>
-            </w:tcBorders>
-          </w:tcPr>
-          <w:p>
-            <w:pPr>
-              <w:spacing w:before="40" w:after="40" w:line="276" w:lineRule="auto"/>
-            </w:pPr>
-            <w:r>
-              <w:rPr>
-                <w:rFonts w:ascii="Calibri" w:hAnsi="Calibri" w:eastAsia="Calibri"/>
-                <w:b/>
-                <w:i w:val="0"/>
-                <w:color w:val="0A2540"/>
-                <w:sz w:val="18"/>
-              </w:rPr>
-              <w:t>ZDR</w:t>
-            </w:r>
-          </w:p>
-        </w:tc>
-        <w:tc>
-          <w:tcPr>
-            <w:tcW w:type="dxa" w:w="2324"/>
-            <w:shd w:fill="FFFFFF" w:val="clear"/>
-            <w:tcBorders>
-              <w:top w:val="single" w:sz="4" w:space="0" w:color="D9E4EE"/>
-              <w:left w:val="single" w:sz="4" w:space="0" w:color="D9E4EE"/>
-              <w:bottom w:val="single" w:sz="4" w:space="0" w:color="D9E4EE"/>
-              <w:right w:val="single" w:sz="4" w:space="0" w:color="D9E4EE"/>
-            </w:tcBorders>
-          </w:tcPr>
-          <w:p>
-            <w:pPr>
-              <w:spacing w:before="40" w:after="40" w:line="276" w:lineRule="auto"/>
-            </w:pPr>
-            <w:r>
-              <w:rPr>
-                <w:rFonts w:ascii="Calibri" w:hAnsi="Calibri" w:eastAsia="Calibri"/>
-                <w:b w:val="0"/>
-                <w:i w:val="0"/>
-                <w:color w:val="425466"/>
-                <w:sz w:val="18"/>
-              </w:rPr>
-              <w:t>Tidak</w:t>
-            </w:r>
-          </w:p>
-        </w:tc>
-        <w:tc>
-          <w:tcPr>
-            <w:tcW w:type="dxa" w:w="2324"/>
-            <w:shd w:fill="FFFFFF" w:val="clear"/>
-            <w:tcBorders>
-              <w:top w:val="single" w:sz="4" w:space="0" w:color="D9E4EE"/>
-              <w:left w:val="single" w:sz="4" w:space="0" w:color="D9E4EE"/>
-              <w:bottom w:val="single" w:sz="4" w:space="0" w:color="D9E4EE"/>
-              <w:right w:val="single" w:sz="4" w:space="0" w:color="D9E4EE"/>
-            </w:tcBorders>
-          </w:tcPr>
-          <w:p>
-            <w:pPr>
-              <w:spacing w:before="40" w:after="40" w:line="276" w:lineRule="auto"/>
-            </w:pPr>
-            <w:r>
-              <w:rPr>
-                <w:rFonts w:ascii="Calibri" w:hAnsi="Calibri" w:eastAsia="Calibri"/>
-                <w:b w:val="0"/>
-                <w:i w:val="0"/>
-                <w:color w:val="425466"/>
-                <w:sz w:val="18"/>
-              </w:rPr>
-              <w:t>Bukan ZDR</w:t>
-            </w:r>
-          </w:p>
-        </w:tc>
-        <w:tc>
-          <w:tcPr>
-            <w:tcW w:type="dxa" w:w="2268"/>
-            <w:shd w:fill="FFFFFF" w:val="clear"/>
-            <w:tcBorders>
-              <w:top w:val="single" w:sz="4" w:space="0" w:color="D9E4EE"/>
-              <w:left w:val="single" w:sz="4" w:space="0" w:color="D9E4EE"/>
-              <w:bottom w:val="single" w:sz="4" w:space="0" w:color="D9E4EE"/>
-              <w:right w:val="single" w:sz="4" w:space="0" w:color="D9E4EE"/>
-            </w:tcBorders>
-          </w:tcPr>
-          <w:p>
-            <w:pPr>
-              <w:spacing w:before="40" w:after="40" w:line="276" w:lineRule="auto"/>
-            </w:pPr>
-            <w:r>
-              <w:rPr>
-                <w:rFonts w:ascii="Calibri" w:hAnsi="Calibri" w:eastAsia="Calibri"/>
-                <w:b/>
-                <w:i w:val="0"/>
-                <w:color w:val="0A2540"/>
-                <w:sz w:val="18"/>
-              </w:rPr>
-              <w:t>Ya</w:t>
-            </w:r>
-          </w:p>
-        </w:tc>
-      </w:tr>
-      <w:tr>
-        <w:tc>
-          <w:tcPr>
-            <w:tcW w:type="dxa" w:w="2494"/>
-            <w:shd w:fill="F6F8F9" w:val="clear"/>
-            <w:tcBorders>
-              <w:top w:val="single" w:sz="4" w:space="0" w:color="D9E4EE"/>
-              <w:left w:val="single" w:sz="4" w:space="0" w:color="D9E4EE"/>
-              <w:bottom w:val="single" w:sz="4" w:space="0" w:color="D9E4EE"/>
-              <w:right w:val="single" w:sz="4" w:space="0" w:color="D9E4EE"/>
-            </w:tcBorders>
-          </w:tcPr>
-          <w:p>
-            <w:pPr>
-              <w:spacing w:before="40" w:after="40" w:line="276" w:lineRule="auto"/>
-            </w:pPr>
-            <w:r>
-              <w:rPr>
-                <w:rFonts w:ascii="Calibri" w:hAnsi="Calibri" w:eastAsia="Calibri"/>
-                <w:b/>
-                <w:i w:val="0"/>
-                <w:color w:val="0A2540"/>
-                <w:sz w:val="18"/>
-              </w:rPr>
-              <w:t>On-premise / instance terisolasi</w:t>
-            </w:r>
-          </w:p>
-        </w:tc>
-        <w:tc>
-          <w:tcPr>
-            <w:tcW w:type="dxa" w:w="2324"/>
-            <w:shd w:fill="F6F8F9" w:val="clear"/>
-            <w:tcBorders>
-              <w:top w:val="single" w:sz="4" w:space="0" w:color="D9E4EE"/>
-              <w:left w:val="single" w:sz="4" w:space="0" w:color="D9E4EE"/>
-              <w:bottom w:val="single" w:sz="4" w:space="0" w:color="D9E4EE"/>
-              <w:right w:val="single" w:sz="4" w:space="0" w:color="D9E4EE"/>
-            </w:tcBorders>
-          </w:tcPr>
-          <w:p>
-            <w:pPr>
-              <w:spacing w:before="40" w:after="40" w:line="276" w:lineRule="auto"/>
-            </w:pPr>
-            <w:r>
-              <w:rPr>
-                <w:rFonts w:ascii="Calibri" w:hAnsi="Calibri" w:eastAsia="Calibri"/>
-                <w:b w:val="0"/>
-                <w:i w:val="0"/>
-                <w:color w:val="425466"/>
-                <w:sz w:val="18"/>
-              </w:rPr>
-              <w:t>Tidak</w:t>
-            </w:r>
-          </w:p>
-        </w:tc>
-        <w:tc>
-          <w:tcPr>
-            <w:tcW w:type="dxa" w:w="2324"/>
-            <w:shd w:fill="F6F8F9" w:val="clear"/>
-            <w:tcBorders>
-              <w:top w:val="single" w:sz="4" w:space="0" w:color="D9E4EE"/>
-              <w:left w:val="single" w:sz="4" w:space="0" w:color="D9E4EE"/>
-              <w:bottom w:val="single" w:sz="4" w:space="0" w:color="D9E4EE"/>
-              <w:right w:val="single" w:sz="4" w:space="0" w:color="D9E4EE"/>
-            </w:tcBorders>
-          </w:tcPr>
-          <w:p>
-            <w:pPr>
-              <w:spacing w:before="40" w:after="40" w:line="276" w:lineRule="auto"/>
-            </w:pPr>
-            <w:r>
-              <w:rPr>
-                <w:rFonts w:ascii="Calibri" w:hAnsi="Calibri" w:eastAsia="Calibri"/>
-                <w:b w:val="0"/>
-                <w:i w:val="0"/>
-                <w:color w:val="425466"/>
-                <w:sz w:val="18"/>
-              </w:rPr>
-              <w:t>Cloud vendor</w:t>
-            </w:r>
-          </w:p>
-        </w:tc>
-        <w:tc>
-          <w:tcPr>
-            <w:tcW w:type="dxa" w:w="2268"/>
-            <w:shd w:fill="F6F8F9" w:val="clear"/>
-            <w:tcBorders>
-              <w:top w:val="single" w:sz="4" w:space="0" w:color="D9E4EE"/>
-              <w:left w:val="single" w:sz="4" w:space="0" w:color="D9E4EE"/>
-              <w:bottom w:val="single" w:sz="4" w:space="0" w:color="D9E4EE"/>
-              <w:right w:val="single" w:sz="4" w:space="0" w:color="D9E4EE"/>
-            </w:tcBorders>
-          </w:tcPr>
-          <w:p>
-            <w:pPr>
-              <w:spacing w:before="40" w:after="40" w:line="276" w:lineRule="auto"/>
-            </w:pPr>
-            <w:r>
-              <w:rPr>
-                <w:rFonts w:ascii="Calibri" w:hAnsi="Calibri" w:eastAsia="Calibri"/>
-                <w:b/>
-                <w:i w:val="0"/>
-                <w:color w:val="0A2540"/>
-                <w:sz w:val="18"/>
-              </w:rPr>
-              <w:t>Ya</w:t>
-            </w:r>
-          </w:p>
-        </w:tc>
-      </w:tr>
-      <w:tr>
-        <w:tc>
-          <w:tcPr>
-            <w:tcW w:type="dxa" w:w="2494"/>
-            <w:shd w:fill="FFFFFF" w:val="clear"/>
-            <w:tcBorders>
-              <w:top w:val="single" w:sz="4" w:space="0" w:color="D9E4EE"/>
-              <w:left w:val="single" w:sz="4" w:space="0" w:color="D9E4EE"/>
-              <w:bottom w:val="single" w:sz="4" w:space="0" w:color="D9E4EE"/>
-              <w:right w:val="single" w:sz="4" w:space="0" w:color="D9E4EE"/>
-            </w:tcBorders>
-          </w:tcPr>
-          <w:p>
-            <w:pPr>
-              <w:spacing w:before="40" w:after="40" w:line="276" w:lineRule="auto"/>
-            </w:pPr>
-            <w:r>
-              <w:rPr>
-                <w:rFonts w:ascii="Calibri" w:hAnsi="Calibri" w:eastAsia="Calibri"/>
-                <w:b/>
-                <w:i w:val="0"/>
-                <w:color w:val="0A2540"/>
-                <w:sz w:val="18"/>
-              </w:rPr>
-              <w:t>Satu tagihan &amp; laporan</w:t>
-            </w:r>
-          </w:p>
-        </w:tc>
-        <w:tc>
-          <w:tcPr>
-            <w:tcW w:type="dxa" w:w="2324"/>
-            <w:shd w:fill="FFFFFF" w:val="clear"/>
-            <w:tcBorders>
-              <w:top w:val="single" w:sz="4" w:space="0" w:color="D9E4EE"/>
-              <w:left w:val="single" w:sz="4" w:space="0" w:color="D9E4EE"/>
-              <w:bottom w:val="single" w:sz="4" w:space="0" w:color="D9E4EE"/>
-              <w:right w:val="single" w:sz="4" w:space="0" w:color="D9E4EE"/>
-            </w:tcBorders>
-          </w:tcPr>
-          <w:p>
-            <w:pPr>
-              <w:spacing w:before="40" w:after="40" w:line="276" w:lineRule="auto"/>
-            </w:pPr>
-            <w:r>
-              <w:rPr>
-                <w:rFonts w:ascii="Calibri" w:hAnsi="Calibri" w:eastAsia="Calibri"/>
-                <w:b w:val="0"/>
-                <w:i w:val="0"/>
-                <w:color w:val="425466"/>
-                <w:sz w:val="18"/>
-              </w:rPr>
-              <w:t>Tidak</w:t>
-            </w:r>
-          </w:p>
-        </w:tc>
-        <w:tc>
-          <w:tcPr>
-            <w:tcW w:type="dxa" w:w="2324"/>
-            <w:shd w:fill="FFFFFF" w:val="clear"/>
-            <w:tcBorders>
-              <w:top w:val="single" w:sz="4" w:space="0" w:color="D9E4EE"/>
-              <w:left w:val="single" w:sz="4" w:space="0" w:color="D9E4EE"/>
-              <w:bottom w:val="single" w:sz="4" w:space="0" w:color="D9E4EE"/>
-              <w:right w:val="single" w:sz="4" w:space="0" w:color="D9E4EE"/>
-            </w:tcBorders>
-          </w:tcPr>
-          <w:p>
-            <w:pPr>
-              <w:spacing w:before="40" w:after="40" w:line="276" w:lineRule="auto"/>
-            </w:pPr>
-            <w:r>
-              <w:rPr>
-                <w:rFonts w:ascii="Calibri" w:hAnsi="Calibri" w:eastAsia="Calibri"/>
-                <w:b w:val="0"/>
-                <w:i w:val="0"/>
-                <w:color w:val="425466"/>
-                <w:sz w:val="18"/>
-              </w:rPr>
-              <w:t>Hanya ChatGPT</w:t>
-            </w:r>
-          </w:p>
-        </w:tc>
-        <w:tc>
-          <w:tcPr>
-            <w:tcW w:type="dxa" w:w="2268"/>
-            <w:shd w:fill="FFFFFF" w:val="clear"/>
-            <w:tcBorders>
-              <w:top w:val="single" w:sz="4" w:space="0" w:color="D9E4EE"/>
-              <w:left w:val="single" w:sz="4" w:space="0" w:color="D9E4EE"/>
-              <w:bottom w:val="single" w:sz="4" w:space="0" w:color="D9E4EE"/>
-              <w:right w:val="single" w:sz="4" w:space="0" w:color="D9E4EE"/>
-            </w:tcBorders>
-          </w:tcPr>
-          <w:p>
-            <w:pPr>
-              <w:spacing w:before="40" w:after="40" w:line="276" w:lineRule="auto"/>
-            </w:pPr>
-            <w:r>
-              <w:rPr>
-                <w:rFonts w:ascii="Calibri" w:hAnsi="Calibri" w:eastAsia="Calibri"/>
-                <w:b/>
-                <w:i w:val="0"/>
-                <w:color w:val="0A2540"/>
-                <w:sz w:val="18"/>
-              </w:rPr>
-              <w:t>Ya · semua model</w:t>
-            </w:r>
-          </w:p>
-        </w:tc>
-      </w:tr>
-    </w:tbl>
-    <w:p>
-      <w:pPr>
-        <w:spacing w:before="120" w:after="80" w:line="276" w:lineRule="auto"/>
-      </w:pPr>
-      <w:r>
-        <w:rPr>
-          <w:rFonts w:ascii="Calibri" w:hAnsi="Calibri" w:eastAsia="Calibri"/>
-          <w:b w:val="0"/>
-          <w:i/>
-          <w:color w:val="8898AA"/>
-          <w:sz w:val="18"/>
-        </w:rPr>
-        <w:t xml:space="preserve">Asumsi di perbandingan publik: kurs Rp16.000/USD; contoh </w:t>
-      </w:r>
-      <w:r>
-        <w:rPr>
-          <w:rFonts w:ascii="Calibri" w:hAnsi="Calibri" w:eastAsia="Calibri"/>
-          <w:b w:val="0"/>
-          <w:i/>
-          <w:color w:val="8898AA"/>
-          <w:sz w:val="18"/>
-        </w:rPr>
-        <w:t>allowance</w:t>
-      </w:r>
-      <w:r>
-        <w:rPr>
-          <w:rFonts w:ascii="Calibri" w:hAnsi="Calibri" w:eastAsia="Calibri"/>
-          <w:b w:val="0"/>
-          <w:i/>
-          <w:color w:val="8898AA"/>
-          <w:sz w:val="18"/>
-        </w:rPr>
-        <w:t xml:space="preserve"> Rp500.000/orang; ChatGPT Business $25/orang bulanan atau $20/orang tahunan. ChatGPT sudah termasuk pemakaian model; kredit tambahan opsional. Harga kompetitor bisa berubah; angka ini untuk perbandingan, bukan kuotasi mereka. Pajak belum termasuk.</w:t>
-      </w:r>
-    </w:p>
-    <w:p>
-      <w:pPr>
-        <w:spacing w:before="280" w:after="120" w:line="276" w:lineRule="auto"/>
-      </w:pPr>
-      <w:r>
-        <w:rPr>
-          <w:rFonts w:ascii="Calibri" w:hAnsi="Calibri" w:eastAsia="Calibri"/>
-          <w:b/>
-          <w:i w:val="0"/>
-          <w:color w:val="0A2540"/>
-          <w:sz w:val="26"/>
-        </w:rPr>
-        <w:t>5. Usulan langkah berikutnya</w:t>
-      </w:r>
-    </w:p>
-    <w:p>
-      <w:pPr>
-        <w:spacing w:before="0" w:after="60" w:line="276" w:lineRule="auto"/>
-      </w:pPr>
-      <w:r>
-        <w:rPr>
-          <w:rFonts w:ascii="Calibri" w:hAnsi="Calibri" w:eastAsia="Calibri"/>
-          <w:b w:val="0"/>
-          <w:i w:val="0"/>
-          <w:color w:val="425466"/>
-          <w:sz w:val="22"/>
-        </w:rPr>
-        <w:t>1. Meninjau ringkasan dua halaman terlampir.</w:t>
-      </w:r>
-    </w:p>
-    <w:p>
-      <w:pPr>
-        <w:spacing w:before="0" w:after="60" w:line="276" w:lineRule="auto"/>
-      </w:pPr>
-      <w:r>
-        <w:rPr>
-          <w:rFonts w:ascii="Calibri" w:hAnsi="Calibri" w:eastAsia="Calibri"/>
-          <w:b w:val="0"/>
-          <w:i w:val="0"/>
-          <w:color w:val="425466"/>
-          <w:sz w:val="22"/>
-        </w:rPr>
-        <w:t>2. Menyetujui panggilan 30 menit dengan Hyperjump (solution@hyperjump.tech) untuk konfirmasi kesesuaian, onboarding, dan ketentuan komersial.</w:t>
-      </w:r>
-    </w:p>
-    <w:p>
-      <w:pPr>
-        <w:spacing w:before="0" w:after="60" w:line="276" w:lineRule="auto"/>
-      </w:pPr>
-      <w:r>
-        <w:rPr>
-          <w:rFonts w:ascii="Calibri" w:hAnsi="Calibri" w:eastAsia="Calibri"/>
-          <w:b w:val="0"/>
-          <w:i w:val="0"/>
-          <w:color w:val="425466"/>
-          <w:sz w:val="22"/>
-        </w:rPr>
-        <w:t>3. Memutuskan setelah panggilan itu: adopsi, menunggu, atau tetap dengan pendekatan saat ini.</w:t>
-      </w:r>
-    </w:p>
-    <w:p>
-      <w:pPr>
-        <w:spacing w:before="0" w:after="160" w:line="276" w:lineRule="auto"/>
-        <w:jc w:val="both"/>
-      </w:pPr>
-      <w:r>
-        <w:rPr>
-          <w:rFonts w:ascii="Calibri" w:hAnsi="Calibri" w:eastAsia="Calibri"/>
-          <w:b w:val="0"/>
-          <w:i w:val="0"/>
-          <w:color w:val="425466"/>
-          <w:sz w:val="22"/>
-        </w:rPr>
-        <w:t>Saya siap mengkoordinasikan percakapan tersebut dan melapor kembali.</w:t>
-      </w:r>
-    </w:p>
-    <w:p>
-      <w:pPr>
-        <w:spacing w:before="240" w:after="320" w:line="276" w:lineRule="auto"/>
+        <w:spacing w:before="160" w:after="160" w:line="259" w:lineRule="auto"/>
       </w:pPr>
       <w:r>
         <w:rPr>
@@ -1797,7 +759,7 @@
     </w:p>
     <w:p>
       <w:pPr>
-        <w:spacing w:before="0" w:after="20" w:line="276" w:lineRule="auto"/>
+        <w:spacing w:before="0" w:after="0" w:line="259" w:lineRule="auto"/>
       </w:pPr>
       <w:r>
         <w:rPr>
@@ -1813,7 +775,7 @@
     </w:p>
     <w:p>
       <w:pPr>
-        <w:spacing w:before="0" w:after="20" w:line="276" w:lineRule="auto"/>
+        <w:spacing w:before="0" w:after="0" w:line="259" w:lineRule="auto"/>
       </w:pPr>
       <w:r>
         <w:rPr>
@@ -1821,7 +783,7 @@
           <w:b/>
           <w:i w:val="0"/>
           <w:color w:val="8A5A00"/>
-          <w:sz w:val="22"/>
+          <w:sz w:val="21"/>
           <w:highlight w:val="yellow"/>
         </w:rPr>
         <w:t>[Jabatan / divisi]</w:t>
@@ -1829,7 +791,7 @@
     </w:p>
     <w:p>
       <w:pPr>
-        <w:spacing w:before="0" w:after="20" w:line="276" w:lineRule="auto"/>
+        <w:spacing w:before="0" w:after="0" w:line="259" w:lineRule="auto"/>
       </w:pPr>
       <w:r>
         <w:rPr>
@@ -1845,9 +807,9 @@
     </w:p>
     <w:p>
       <w:pPr>
-        <w:spacing w:before="320" w:after="0" w:line="276" w:lineRule="auto"/>
+        <w:spacing w:before="200" w:after="0" w:line="259" w:lineRule="auto"/>
         <w:pBdr>
-          <w:top w:val="single" w:sz="8" w:space="8" w:color="0A2540"/>
+          <w:top w:val="single" w:sz="8" w:space="6" w:color="0A2540"/>
         </w:pBdr>
       </w:pPr>
       <w:r>
@@ -1863,7 +825,7 @@
     </w:p>
     <w:sectPr>
       <w:pgSz w:w="11906" w:h="16838"/>
-      <w:pgMar w:top="1020" w:right="1247" w:bottom="1020" w:left="1247" w:header="720" w:footer="720" w:gutter="0"/>
+      <w:pgMar w:top="850" w:right="1247" w:bottom="850" w:left="1247" w:header="720" w:footer="720" w:gutter="0"/>
       <w:cols w:space="720"/>
       <w:docGrid w:linePitch="360"/>
     </w:sectPr>
